--- a/Plantilla Practicos.docx
+++ b/Plantilla Practicos.docx
@@ -1,7 +1,24 @@
 
 <file path=word/document.xml><?xml version="1.0" encoding="utf-8"?>
-<w:document xmlns:wpc="http://schemas.microsoft.com/office/word/2010/wordprocessingCanvas" xmlns:cx="http://schemas.microsoft.com/office/drawing/2014/chartex" xmlns:cx1="http://schemas.microsoft.com/office/drawing/2015/9/8/chartex" xmlns:cx2="http://schemas.microsoft.com/office/drawing/2015/10/21/chartex" xmlns:cx3="http://schemas.microsoft.com/office/drawing/2016/5/9/chartex" xmlns:cx4="http://schemas.microsoft.com/office/drawing/2016/5/10/chartex" xmlns:cx5="http://schemas.microsoft.com/office/drawing/2016/5/11/chartex" xmlns:cx6="http://schemas.microsoft.com/office/drawing/2016/5/12/chartex" xmlns:cx7="http://schemas.microsoft.com/office/drawing/2016/5/13/chartex" xmlns:cx8="http://schemas.microsoft.com/office/drawing/2016/5/14/chartex" xmlns:mc="http://schemas.openxmlformats.org/markup-compatibility/2006" xmlns:aink="http://schemas.microsoft.com/office/drawing/2016/ink" xmlns:am3d="http://schemas.microsoft.com/office/drawing/2017/model3d" xmlns:o="urn:schemas-microsoft-com:office:office" xmlns:r="http://schemas.openxmlformats.org/officeDocument/2006/relationships" xmlns:m="http://schemas.openxmlformats.org/officeDocument/2006/math" xmlns:v="urn:schemas-microsoft-com:vml" xmlns:wp14="http://schemas.microsoft.com/office/word/2010/wordprocessingDrawing" xmlns:wp="http://schemas.openxmlformats.org/drawingml/2006/wordprocessingDrawing" xmlns:w10="urn:schemas-microsoft-com:office:word" xmlns:w="http://schemas.openxmlformats.org/wordprocessingml/2006/main" xmlns:w14="http://schemas.microsoft.com/office/word/2010/wordml" xmlns:w15="http://schemas.microsoft.com/office/word/2012/wordml" xmlns:w16cex="http://schemas.microsoft.com/office/word/2018/wordml/cex" xmlns:w16cid="http://schemas.microsoft.com/office/word/2016/wordml/cid" xmlns:w16="http://schemas.microsoft.com/office/word/2018/wordml" xmlns:w16sdtdh="http://schemas.microsoft.com/office/word/2020/wordml/sdtdatahash" xmlns:w16se="http://schemas.microsoft.com/office/word/2015/wordml/symex" xmlns:wpg="http://schemas.microsoft.com/office/word/2010/wordprocessingGroup" xmlns:wpi="http://schemas.microsoft.com/office/word/2010/wordprocessingInk" xmlns:wne="http://schemas.microsoft.com/office/word/2006/wordml" xmlns:wps="http://schemas.microsoft.com/office/word/2010/wordprocessingShape" mc:Ignorable="w14 w15 w16se w16cid w16 w16cex w16sdtdh wp14">
+<w:document xmlns:wpc="http://schemas.microsoft.com/office/word/2010/wordprocessingCanvas" xmlns:cx="http://schemas.microsoft.com/office/drawing/2014/chartex" xmlns:cx1="http://schemas.microsoft.com/office/drawing/2015/9/8/chartex" xmlns:cx2="http://schemas.microsoft.com/office/drawing/2015/10/21/chartex" xmlns:cx3="http://schemas.microsoft.com/office/drawing/2016/5/9/chartex" xmlns:cx4="http://schemas.microsoft.com/office/drawing/2016/5/10/chartex" xmlns:cx5="http://schemas.microsoft.com/office/drawing/2016/5/11/chartex" xmlns:cx6="http://schemas.microsoft.com/office/drawing/2016/5/12/chartex" xmlns:cx7="http://schemas.microsoft.com/office/drawing/2016/5/13/chartex" xmlns:cx8="http://schemas.microsoft.com/office/drawing/2016/5/14/chartex" xmlns:mc="http://schemas.openxmlformats.org/markup-compatibility/2006" xmlns:aink="http://schemas.microsoft.com/office/drawing/2016/ink" xmlns:am3d="http://schemas.microsoft.com/office/drawing/2017/model3d" xmlns:o="urn:schemas-microsoft-com:office:office" xmlns:oel="http://schemas.microsoft.com/office/2019/extlst" xmlns:r="http://schemas.openxmlformats.org/officeDocument/2006/relationships" xmlns:m="http://schemas.openxmlformats.org/officeDocument/2006/math" xmlns:v="urn:schemas-microsoft-com:vml" xmlns:wp14="http://schemas.microsoft.com/office/word/2010/wordprocessingDrawing" xmlns:wp="http://schemas.openxmlformats.org/drawingml/2006/wordprocessingDrawing" xmlns:w10="urn:schemas-microsoft-com:office:word" xmlns:w="http://schemas.openxmlformats.org/wordprocessingml/2006/main" xmlns:w14="http://schemas.microsoft.com/office/word/2010/wordml" xmlns:w15="http://schemas.microsoft.com/office/word/2012/wordml" xmlns:w16cex="http://schemas.microsoft.com/office/word/2018/wordml/cex" xmlns:w16cid="http://schemas.microsoft.com/office/word/2016/wordml/cid" xmlns:w16="http://schemas.microsoft.com/office/word/2018/wordml" xmlns:w16sdtdh="http://schemas.microsoft.com/office/word/2020/wordml/sdtdatahash" xmlns:w16se="http://schemas.microsoft.com/office/word/2015/wordml/symex" xmlns:wpg="http://schemas.microsoft.com/office/word/2010/wordprocessingGroup" xmlns:wpi="http://schemas.microsoft.com/office/word/2010/wordprocessingInk" xmlns:wne="http://schemas.microsoft.com/office/word/2006/wordml" xmlns:wps="http://schemas.microsoft.com/office/word/2010/wordprocessingShape" mc:Ignorable="w14 w15 w16se w16cid w16 w16cex w16sdtdh wp14">
   <w:body>
+    <w:p>
+      <w:pPr>
+        <w:rPr>
+          <w:rFonts w:ascii="Arial" w:hAnsi="Arial" w:cs="Arial"/>
+          <w:lang w:val="es-ES"/>
+        </w:rPr>
+      </w:pPr>
+    </w:p>
+    <w:p>
+      <w:pPr>
+        <w:jc w:val="center"/>
+        <w:rPr>
+          <w:rFonts w:ascii="Arial" w:hAnsi="Arial" w:cs="Arial"/>
+          <w:lang w:val="es-ES"/>
+        </w:rPr>
+      </w:pPr>
+    </w:p>
     <w:p>
       <w:pPr>
         <w:rPr>
@@ -22,7 +39,7 @@
 </file>
 
 <file path=word/endnotes.xml><?xml version="1.0" encoding="utf-8"?>
-<w:endnotes xmlns:wpc="http://schemas.microsoft.com/office/word/2010/wordprocessingCanvas" xmlns:cx="http://schemas.microsoft.com/office/drawing/2014/chartex" xmlns:cx1="http://schemas.microsoft.com/office/drawing/2015/9/8/chartex" xmlns:cx2="http://schemas.microsoft.com/office/drawing/2015/10/21/chartex" xmlns:cx3="http://schemas.microsoft.com/office/drawing/2016/5/9/chartex" xmlns:cx4="http://schemas.microsoft.com/office/drawing/2016/5/10/chartex" xmlns:cx5="http://schemas.microsoft.com/office/drawing/2016/5/11/chartex" xmlns:cx6="http://schemas.microsoft.com/office/drawing/2016/5/12/chartex" xmlns:cx7="http://schemas.microsoft.com/office/drawing/2016/5/13/chartex" xmlns:cx8="http://schemas.microsoft.com/office/drawing/2016/5/14/chartex" xmlns:mc="http://schemas.openxmlformats.org/markup-compatibility/2006" xmlns:aink="http://schemas.microsoft.com/office/drawing/2016/ink" xmlns:am3d="http://schemas.microsoft.com/office/drawing/2017/model3d" xmlns:o="urn:schemas-microsoft-com:office:office" xmlns:r="http://schemas.openxmlformats.org/officeDocument/2006/relationships" xmlns:m="http://schemas.openxmlformats.org/officeDocument/2006/math" xmlns:v="urn:schemas-microsoft-com:vml" xmlns:wp14="http://schemas.microsoft.com/office/word/2010/wordprocessingDrawing" xmlns:wp="http://schemas.openxmlformats.org/drawingml/2006/wordprocessingDrawing" xmlns:w10="urn:schemas-microsoft-com:office:word" xmlns:w="http://schemas.openxmlformats.org/wordprocessingml/2006/main" xmlns:w14="http://schemas.microsoft.com/office/word/2010/wordml" xmlns:w15="http://schemas.microsoft.com/office/word/2012/wordml" xmlns:w16cex="http://schemas.microsoft.com/office/word/2018/wordml/cex" xmlns:w16cid="http://schemas.microsoft.com/office/word/2016/wordml/cid" xmlns:w16="http://schemas.microsoft.com/office/word/2018/wordml" xmlns:w16sdtdh="http://schemas.microsoft.com/office/word/2020/wordml/sdtdatahash" xmlns:w16se="http://schemas.microsoft.com/office/word/2015/wordml/symex" xmlns:wpg="http://schemas.microsoft.com/office/word/2010/wordprocessingGroup" xmlns:wpi="http://schemas.microsoft.com/office/word/2010/wordprocessingInk" xmlns:wne="http://schemas.microsoft.com/office/word/2006/wordml" xmlns:wps="http://schemas.microsoft.com/office/word/2010/wordprocessingShape" mc:Ignorable="w14 w15 w16se w16cid w16 w16cex w16sdtdh wp14">
+<w:endnotes xmlns:wpc="http://schemas.microsoft.com/office/word/2010/wordprocessingCanvas" xmlns:cx="http://schemas.microsoft.com/office/drawing/2014/chartex" xmlns:cx1="http://schemas.microsoft.com/office/drawing/2015/9/8/chartex" xmlns:cx2="http://schemas.microsoft.com/office/drawing/2015/10/21/chartex" xmlns:cx3="http://schemas.microsoft.com/office/drawing/2016/5/9/chartex" xmlns:cx4="http://schemas.microsoft.com/office/drawing/2016/5/10/chartex" xmlns:cx5="http://schemas.microsoft.com/office/drawing/2016/5/11/chartex" xmlns:cx6="http://schemas.microsoft.com/office/drawing/2016/5/12/chartex" xmlns:cx7="http://schemas.microsoft.com/office/drawing/2016/5/13/chartex" xmlns:cx8="http://schemas.microsoft.com/office/drawing/2016/5/14/chartex" xmlns:mc="http://schemas.openxmlformats.org/markup-compatibility/2006" xmlns:aink="http://schemas.microsoft.com/office/drawing/2016/ink" xmlns:am3d="http://schemas.microsoft.com/office/drawing/2017/model3d" xmlns:o="urn:schemas-microsoft-com:office:office" xmlns:oel="http://schemas.microsoft.com/office/2019/extlst" xmlns:r="http://schemas.openxmlformats.org/officeDocument/2006/relationships" xmlns:m="http://schemas.openxmlformats.org/officeDocument/2006/math" xmlns:v="urn:schemas-microsoft-com:vml" xmlns:wp14="http://schemas.microsoft.com/office/word/2010/wordprocessingDrawing" xmlns:wp="http://schemas.openxmlformats.org/drawingml/2006/wordprocessingDrawing" xmlns:w10="urn:schemas-microsoft-com:office:word" xmlns:w="http://schemas.openxmlformats.org/wordprocessingml/2006/main" xmlns:w14="http://schemas.microsoft.com/office/word/2010/wordml" xmlns:w15="http://schemas.microsoft.com/office/word/2012/wordml" xmlns:w16cex="http://schemas.microsoft.com/office/word/2018/wordml/cex" xmlns:w16cid="http://schemas.microsoft.com/office/word/2016/wordml/cid" xmlns:w16="http://schemas.microsoft.com/office/word/2018/wordml" xmlns:w16sdtdh="http://schemas.microsoft.com/office/word/2020/wordml/sdtdatahash" xmlns:w16se="http://schemas.microsoft.com/office/word/2015/wordml/symex" xmlns:wpg="http://schemas.microsoft.com/office/word/2010/wordprocessingGroup" xmlns:wpi="http://schemas.microsoft.com/office/word/2010/wordprocessingInk" xmlns:wne="http://schemas.microsoft.com/office/word/2006/wordml" xmlns:wps="http://schemas.microsoft.com/office/word/2010/wordprocessingShape" mc:Ignorable="w14 w15 w16se w16cid w16 w16cex w16sdtdh wp14">
   <w:endnote w:type="separator" w:id="-1">
     <w:p>
       <w:pPr>
@@ -47,7 +64,7 @@
 </file>
 
 <file path=word/footnotes.xml><?xml version="1.0" encoding="utf-8"?>
-<w:footnotes xmlns:wpc="http://schemas.microsoft.com/office/word/2010/wordprocessingCanvas" xmlns:cx="http://schemas.microsoft.com/office/drawing/2014/chartex" xmlns:cx1="http://schemas.microsoft.com/office/drawing/2015/9/8/chartex" xmlns:cx2="http://schemas.microsoft.com/office/drawing/2015/10/21/chartex" xmlns:cx3="http://schemas.microsoft.com/office/drawing/2016/5/9/chartex" xmlns:cx4="http://schemas.microsoft.com/office/drawing/2016/5/10/chartex" xmlns:cx5="http://schemas.microsoft.com/office/drawing/2016/5/11/chartex" xmlns:cx6="http://schemas.microsoft.com/office/drawing/2016/5/12/chartex" xmlns:cx7="http://schemas.microsoft.com/office/drawing/2016/5/13/chartex" xmlns:cx8="http://schemas.microsoft.com/office/drawing/2016/5/14/chartex" xmlns:mc="http://schemas.openxmlformats.org/markup-compatibility/2006" xmlns:aink="http://schemas.microsoft.com/office/drawing/2016/ink" xmlns:am3d="http://schemas.microsoft.com/office/drawing/2017/model3d" xmlns:o="urn:schemas-microsoft-com:office:office" xmlns:r="http://schemas.openxmlformats.org/officeDocument/2006/relationships" xmlns:m="http://schemas.openxmlformats.org/officeDocument/2006/math" xmlns:v="urn:schemas-microsoft-com:vml" xmlns:wp14="http://schemas.microsoft.com/office/word/2010/wordprocessingDrawing" xmlns:wp="http://schemas.openxmlformats.org/drawingml/2006/wordprocessingDrawing" xmlns:w10="urn:schemas-microsoft-com:office:word" xmlns:w="http://schemas.openxmlformats.org/wordprocessingml/2006/main" xmlns:w14="http://schemas.microsoft.com/office/word/2010/wordml" xmlns:w15="http://schemas.microsoft.com/office/word/2012/wordml" xmlns:w16cex="http://schemas.microsoft.com/office/word/2018/wordml/cex" xmlns:w16cid="http://schemas.microsoft.com/office/word/2016/wordml/cid" xmlns:w16="http://schemas.microsoft.com/office/word/2018/wordml" xmlns:w16sdtdh="http://schemas.microsoft.com/office/word/2020/wordml/sdtdatahash" xmlns:w16se="http://schemas.microsoft.com/office/word/2015/wordml/symex" xmlns:wpg="http://schemas.microsoft.com/office/word/2010/wordprocessingGroup" xmlns:wpi="http://schemas.microsoft.com/office/word/2010/wordprocessingInk" xmlns:wne="http://schemas.microsoft.com/office/word/2006/wordml" xmlns:wps="http://schemas.microsoft.com/office/word/2010/wordprocessingShape" mc:Ignorable="w14 w15 w16se w16cid w16 w16cex w16sdtdh wp14">
+<w:footnotes xmlns:wpc="http://schemas.microsoft.com/office/word/2010/wordprocessingCanvas" xmlns:cx="http://schemas.microsoft.com/office/drawing/2014/chartex" xmlns:cx1="http://schemas.microsoft.com/office/drawing/2015/9/8/chartex" xmlns:cx2="http://schemas.microsoft.com/office/drawing/2015/10/21/chartex" xmlns:cx3="http://schemas.microsoft.com/office/drawing/2016/5/9/chartex" xmlns:cx4="http://schemas.microsoft.com/office/drawing/2016/5/10/chartex" xmlns:cx5="http://schemas.microsoft.com/office/drawing/2016/5/11/chartex" xmlns:cx6="http://schemas.microsoft.com/office/drawing/2016/5/12/chartex" xmlns:cx7="http://schemas.microsoft.com/office/drawing/2016/5/13/chartex" xmlns:cx8="http://schemas.microsoft.com/office/drawing/2016/5/14/chartex" xmlns:mc="http://schemas.openxmlformats.org/markup-compatibility/2006" xmlns:aink="http://schemas.microsoft.com/office/drawing/2016/ink" xmlns:am3d="http://schemas.microsoft.com/office/drawing/2017/model3d" xmlns:o="urn:schemas-microsoft-com:office:office" xmlns:oel="http://schemas.microsoft.com/office/2019/extlst" xmlns:r="http://schemas.openxmlformats.org/officeDocument/2006/relationships" xmlns:m="http://schemas.openxmlformats.org/officeDocument/2006/math" xmlns:v="urn:schemas-microsoft-com:vml" xmlns:wp14="http://schemas.microsoft.com/office/word/2010/wordprocessingDrawing" xmlns:wp="http://schemas.openxmlformats.org/drawingml/2006/wordprocessingDrawing" xmlns:w10="urn:schemas-microsoft-com:office:word" xmlns:w="http://schemas.openxmlformats.org/wordprocessingml/2006/main" xmlns:w14="http://schemas.microsoft.com/office/word/2010/wordml" xmlns:w15="http://schemas.microsoft.com/office/word/2012/wordml" xmlns:w16cex="http://schemas.microsoft.com/office/word/2018/wordml/cex" xmlns:w16cid="http://schemas.microsoft.com/office/word/2016/wordml/cid" xmlns:w16="http://schemas.microsoft.com/office/word/2018/wordml" xmlns:w16sdtdh="http://schemas.microsoft.com/office/word/2020/wordml/sdtdatahash" xmlns:w16se="http://schemas.microsoft.com/office/word/2015/wordml/symex" xmlns:wpg="http://schemas.microsoft.com/office/word/2010/wordprocessingGroup" xmlns:wpi="http://schemas.microsoft.com/office/word/2010/wordprocessingInk" xmlns:wne="http://schemas.microsoft.com/office/word/2006/wordml" xmlns:wps="http://schemas.microsoft.com/office/word/2010/wordprocessingShape" mc:Ignorable="w14 w15 w16se w16cid w16 w16cex w16sdtdh wp14">
   <w:footnote w:type="separator" w:id="-1">
     <w:p>
       <w:pPr>
@@ -72,7 +89,7 @@
 </file>
 
 <file path=word/header1.xml><?xml version="1.0" encoding="utf-8"?>
-<w:hdr xmlns:wpc="http://schemas.microsoft.com/office/word/2010/wordprocessingCanvas" xmlns:cx="http://schemas.microsoft.com/office/drawing/2014/chartex" xmlns:cx1="http://schemas.microsoft.com/office/drawing/2015/9/8/chartex" xmlns:cx2="http://schemas.microsoft.com/office/drawing/2015/10/21/chartex" xmlns:cx3="http://schemas.microsoft.com/office/drawing/2016/5/9/chartex" xmlns:cx4="http://schemas.microsoft.com/office/drawing/2016/5/10/chartex" xmlns:cx5="http://schemas.microsoft.com/office/drawing/2016/5/11/chartex" xmlns:cx6="http://schemas.microsoft.com/office/drawing/2016/5/12/chartex" xmlns:cx7="http://schemas.microsoft.com/office/drawing/2016/5/13/chartex" xmlns:cx8="http://schemas.microsoft.com/office/drawing/2016/5/14/chartex" xmlns:mc="http://schemas.openxmlformats.org/markup-compatibility/2006" xmlns:aink="http://schemas.microsoft.com/office/drawing/2016/ink" xmlns:am3d="http://schemas.microsoft.com/office/drawing/2017/model3d" xmlns:o="urn:schemas-microsoft-com:office:office" xmlns:r="http://schemas.openxmlformats.org/officeDocument/2006/relationships" xmlns:m="http://schemas.openxmlformats.org/officeDocument/2006/math" xmlns:v="urn:schemas-microsoft-com:vml" xmlns:wp14="http://schemas.microsoft.com/office/word/2010/wordprocessingDrawing" xmlns:wp="http://schemas.openxmlformats.org/drawingml/2006/wordprocessingDrawing" xmlns:w10="urn:schemas-microsoft-com:office:word" xmlns:w="http://schemas.openxmlformats.org/wordprocessingml/2006/main" xmlns:w14="http://schemas.microsoft.com/office/word/2010/wordml" xmlns:w15="http://schemas.microsoft.com/office/word/2012/wordml" xmlns:w16cex="http://schemas.microsoft.com/office/word/2018/wordml/cex" xmlns:w16cid="http://schemas.microsoft.com/office/word/2016/wordml/cid" xmlns:w16="http://schemas.microsoft.com/office/word/2018/wordml" xmlns:w16sdtdh="http://schemas.microsoft.com/office/word/2020/wordml/sdtdatahash" xmlns:w16se="http://schemas.microsoft.com/office/word/2015/wordml/symex" xmlns:wpg="http://schemas.microsoft.com/office/word/2010/wordprocessingGroup" xmlns:wpi="http://schemas.microsoft.com/office/word/2010/wordprocessingInk" xmlns:wne="http://schemas.microsoft.com/office/word/2006/wordml" xmlns:wps="http://schemas.microsoft.com/office/word/2010/wordprocessingShape" mc:Ignorable="w14 w15 w16se w16cid w16 w16cex w16sdtdh wp14">
+<w:hdr xmlns:wpc="http://schemas.microsoft.com/office/word/2010/wordprocessingCanvas" xmlns:cx="http://schemas.microsoft.com/office/drawing/2014/chartex" xmlns:cx1="http://schemas.microsoft.com/office/drawing/2015/9/8/chartex" xmlns:cx2="http://schemas.microsoft.com/office/drawing/2015/10/21/chartex" xmlns:cx3="http://schemas.microsoft.com/office/drawing/2016/5/9/chartex" xmlns:cx4="http://schemas.microsoft.com/office/drawing/2016/5/10/chartex" xmlns:cx5="http://schemas.microsoft.com/office/drawing/2016/5/11/chartex" xmlns:cx6="http://schemas.microsoft.com/office/drawing/2016/5/12/chartex" xmlns:cx7="http://schemas.microsoft.com/office/drawing/2016/5/13/chartex" xmlns:cx8="http://schemas.microsoft.com/office/drawing/2016/5/14/chartex" xmlns:mc="http://schemas.openxmlformats.org/markup-compatibility/2006" xmlns:aink="http://schemas.microsoft.com/office/drawing/2016/ink" xmlns:am3d="http://schemas.microsoft.com/office/drawing/2017/model3d" xmlns:o="urn:schemas-microsoft-com:office:office" xmlns:oel="http://schemas.microsoft.com/office/2019/extlst" xmlns:r="http://schemas.openxmlformats.org/officeDocument/2006/relationships" xmlns:m="http://schemas.openxmlformats.org/officeDocument/2006/math" xmlns:v="urn:schemas-microsoft-com:vml" xmlns:wp14="http://schemas.microsoft.com/office/word/2010/wordprocessingDrawing" xmlns:wp="http://schemas.openxmlformats.org/drawingml/2006/wordprocessingDrawing" xmlns:w10="urn:schemas-microsoft-com:office:word" xmlns:w="http://schemas.openxmlformats.org/wordprocessingml/2006/main" xmlns:w14="http://schemas.microsoft.com/office/word/2010/wordml" xmlns:w15="http://schemas.microsoft.com/office/word/2012/wordml" xmlns:w16cex="http://schemas.microsoft.com/office/word/2018/wordml/cex" xmlns:w16cid="http://schemas.microsoft.com/office/word/2016/wordml/cid" xmlns:w16="http://schemas.microsoft.com/office/word/2018/wordml" xmlns:w16sdtdh="http://schemas.microsoft.com/office/word/2020/wordml/sdtdatahash" xmlns:w16se="http://schemas.microsoft.com/office/word/2015/wordml/symex" xmlns:wpg="http://schemas.microsoft.com/office/word/2010/wordprocessingGroup" xmlns:wpi="http://schemas.microsoft.com/office/word/2010/wordprocessingInk" xmlns:wne="http://schemas.microsoft.com/office/word/2006/wordml" xmlns:wps="http://schemas.microsoft.com/office/word/2010/wordprocessingShape" mc:Ignorable="w14 w15 w16se w16cid w16 w16cex w16sdtdh wp14">
   <w:p>
     <w:pPr>
       <w:pStyle w:val="Encabezado"/>
@@ -104,7 +121,7 @@
           <wp:extent cx="2569210" cy="1018970"/>
           <wp:effectExtent l="0" t="0" r="2540" b="0"/>
           <wp:wrapNone/>
-          <wp:docPr id="28" name="Imagen 28"/>
+          <wp:docPr id="1" name="Imagen 1"/>
           <wp:cNvGraphicFramePr>
             <a:graphicFrameLocks xmlns:a="http://schemas.openxmlformats.org/drawingml/2006/main" noChangeAspect="1"/>
           </wp:cNvGraphicFramePr>
@@ -222,29 +239,228 @@
       </w:rPr>
       <w:tab/>
     </w:r>
-    <w:r>
-      <w:rPr>
-        <w:i/>
-        <w:iCs/>
-        <w:noProof/>
-        <w:sz w:val="28"/>
-        <w:szCs w:val="28"/>
-      </w:rPr>
-      <w:t>Pichulman Miguel Angel</w:t>
-    </w:r>
-    <w:r>
-      <w:rPr>
-        <w:noProof/>
-      </w:rPr>
-      <w:ptab w:relativeTo="margin" w:alignment="right" w:leader="none"/>
-    </w:r>
   </w:p>
 </w:hdr>
 </file>
 
 <file path=word/numbering.xml><?xml version="1.0" encoding="utf-8"?>
-<w:numbering xmlns:wpc="http://schemas.microsoft.com/office/word/2010/wordprocessingCanvas" xmlns:cx="http://schemas.microsoft.com/office/drawing/2014/chartex" xmlns:cx1="http://schemas.microsoft.com/office/drawing/2015/9/8/chartex" xmlns:cx2="http://schemas.microsoft.com/office/drawing/2015/10/21/chartex" xmlns:cx3="http://schemas.microsoft.com/office/drawing/2016/5/9/chartex" xmlns:cx4="http://schemas.microsoft.com/office/drawing/2016/5/10/chartex" xmlns:cx5="http://schemas.microsoft.com/office/drawing/2016/5/11/chartex" xmlns:cx6="http://schemas.microsoft.com/office/drawing/2016/5/12/chartex" xmlns:cx7="http://schemas.microsoft.com/office/drawing/2016/5/13/chartex" xmlns:cx8="http://schemas.microsoft.com/office/drawing/2016/5/14/chartex" xmlns:mc="http://schemas.openxmlformats.org/markup-compatibility/2006" xmlns:aink="http://schemas.microsoft.com/office/drawing/2016/ink" xmlns:am3d="http://schemas.microsoft.com/office/drawing/2017/model3d" xmlns:o="urn:schemas-microsoft-com:office:office" xmlns:r="http://schemas.openxmlformats.org/officeDocument/2006/relationships" xmlns:m="http://schemas.openxmlformats.org/officeDocument/2006/math" xmlns:v="urn:schemas-microsoft-com:vml" xmlns:wp14="http://schemas.microsoft.com/office/word/2010/wordprocessingDrawing" xmlns:wp="http://schemas.openxmlformats.org/drawingml/2006/wordprocessingDrawing" xmlns:w10="urn:schemas-microsoft-com:office:word" xmlns:w="http://schemas.openxmlformats.org/wordprocessingml/2006/main" xmlns:w14="http://schemas.microsoft.com/office/word/2010/wordml" xmlns:w15="http://schemas.microsoft.com/office/word/2012/wordml" xmlns:w16cex="http://schemas.microsoft.com/office/word/2018/wordml/cex" xmlns:w16cid="http://schemas.microsoft.com/office/word/2016/wordml/cid" xmlns:w16="http://schemas.microsoft.com/office/word/2018/wordml" xmlns:w16sdtdh="http://schemas.microsoft.com/office/word/2020/wordml/sdtdatahash" xmlns:w16se="http://schemas.microsoft.com/office/word/2015/wordml/symex" xmlns:wpg="http://schemas.microsoft.com/office/word/2010/wordprocessingGroup" xmlns:wpi="http://schemas.microsoft.com/office/word/2010/wordprocessingInk" xmlns:wne="http://schemas.microsoft.com/office/word/2006/wordml" xmlns:wps="http://schemas.microsoft.com/office/word/2010/wordprocessingShape" mc:Ignorable="w14 w15 w16se w16cid w16 w16cex w16sdtdh wp14">
+<w:numbering xmlns:wpc="http://schemas.microsoft.com/office/word/2010/wordprocessingCanvas" xmlns:cx="http://schemas.microsoft.com/office/drawing/2014/chartex" xmlns:cx1="http://schemas.microsoft.com/office/drawing/2015/9/8/chartex" xmlns:cx2="http://schemas.microsoft.com/office/drawing/2015/10/21/chartex" xmlns:cx3="http://schemas.microsoft.com/office/drawing/2016/5/9/chartex" xmlns:cx4="http://schemas.microsoft.com/office/drawing/2016/5/10/chartex" xmlns:cx5="http://schemas.microsoft.com/office/drawing/2016/5/11/chartex" xmlns:cx6="http://schemas.microsoft.com/office/drawing/2016/5/12/chartex" xmlns:cx7="http://schemas.microsoft.com/office/drawing/2016/5/13/chartex" xmlns:cx8="http://schemas.microsoft.com/office/drawing/2016/5/14/chartex" xmlns:mc="http://schemas.openxmlformats.org/markup-compatibility/2006" xmlns:aink="http://schemas.microsoft.com/office/drawing/2016/ink" xmlns:am3d="http://schemas.microsoft.com/office/drawing/2017/model3d" xmlns:o="urn:schemas-microsoft-com:office:office" xmlns:oel="http://schemas.microsoft.com/office/2019/extlst" xmlns:r="http://schemas.openxmlformats.org/officeDocument/2006/relationships" xmlns:m="http://schemas.openxmlformats.org/officeDocument/2006/math" xmlns:v="urn:schemas-microsoft-com:vml" xmlns:wp14="http://schemas.microsoft.com/office/word/2010/wordprocessingDrawing" xmlns:wp="http://schemas.openxmlformats.org/drawingml/2006/wordprocessingDrawing" xmlns:w10="urn:schemas-microsoft-com:office:word" xmlns:w="http://schemas.openxmlformats.org/wordprocessingml/2006/main" xmlns:w14="http://schemas.microsoft.com/office/word/2010/wordml" xmlns:w15="http://schemas.microsoft.com/office/word/2012/wordml" xmlns:w16cex="http://schemas.microsoft.com/office/word/2018/wordml/cex" xmlns:w16cid="http://schemas.microsoft.com/office/word/2016/wordml/cid" xmlns:w16="http://schemas.microsoft.com/office/word/2018/wordml" xmlns:w16sdtdh="http://schemas.microsoft.com/office/word/2020/wordml/sdtdatahash" xmlns:w16se="http://schemas.microsoft.com/office/word/2015/wordml/symex" xmlns:wpg="http://schemas.microsoft.com/office/word/2010/wordprocessingGroup" xmlns:wpi="http://schemas.microsoft.com/office/word/2010/wordprocessingInk" xmlns:wne="http://schemas.microsoft.com/office/word/2006/wordml" xmlns:wps="http://schemas.microsoft.com/office/word/2010/wordprocessingShape" mc:Ignorable="w14 w15 w16se w16cid w16 w16cex w16sdtdh wp14">
   <w:abstractNum w:abstractNumId="0" w15:restartNumberingAfterBreak="0">
+    <w:nsid w:val="99631B22"/>
+    <w:multiLevelType w:val="hybridMultilevel"/>
+    <w:tmpl w:val="FFFFFFFF"/>
+    <w:lvl w:ilvl="0" w:tplc="FFFFFFFF">
+      <w:start w:val="1"/>
+      <w:numFmt w:val="decimal"/>
+      <w:lvlText w:val="%1."/>
+      <w:lvlJc w:val="left"/>
+    </w:lvl>
+    <w:lvl w:ilvl="1" w:tplc="FFFFFFFF">
+      <w:numFmt w:val="decimal"/>
+      <w:lvlText w:val=""/>
+      <w:lvlJc w:val="left"/>
+    </w:lvl>
+    <w:lvl w:ilvl="2" w:tplc="FFFFFFFF">
+      <w:numFmt w:val="decimal"/>
+      <w:lvlText w:val=""/>
+      <w:lvlJc w:val="left"/>
+    </w:lvl>
+    <w:lvl w:ilvl="3" w:tplc="FFFFFFFF">
+      <w:numFmt w:val="decimal"/>
+      <w:lvlText w:val=""/>
+      <w:lvlJc w:val="left"/>
+    </w:lvl>
+    <w:lvl w:ilvl="4" w:tplc="FFFFFFFF">
+      <w:numFmt w:val="decimal"/>
+      <w:lvlText w:val=""/>
+      <w:lvlJc w:val="left"/>
+    </w:lvl>
+    <w:lvl w:ilvl="5" w:tplc="FFFFFFFF">
+      <w:numFmt w:val="decimal"/>
+      <w:lvlText w:val=""/>
+      <w:lvlJc w:val="left"/>
+    </w:lvl>
+    <w:lvl w:ilvl="6" w:tplc="FFFFFFFF">
+      <w:numFmt w:val="decimal"/>
+      <w:lvlText w:val=""/>
+      <w:lvlJc w:val="left"/>
+    </w:lvl>
+    <w:lvl w:ilvl="7" w:tplc="FFFFFFFF">
+      <w:numFmt w:val="decimal"/>
+      <w:lvlText w:val=""/>
+      <w:lvlJc w:val="left"/>
+    </w:lvl>
+    <w:lvl w:ilvl="8" w:tplc="FFFFFFFF">
+      <w:numFmt w:val="decimal"/>
+      <w:lvlText w:val=""/>
+      <w:lvlJc w:val="left"/>
+    </w:lvl>
+  </w:abstractNum>
+  <w:abstractNum w:abstractNumId="1" w15:restartNumberingAfterBreak="0">
+    <w:nsid w:val="07A1E517"/>
+    <w:multiLevelType w:val="hybridMultilevel"/>
+    <w:tmpl w:val="FFFFFFFF"/>
+    <w:lvl w:ilvl="0" w:tplc="FFFFFFFF">
+      <w:start w:val="1"/>
+      <w:numFmt w:val="decimal"/>
+      <w:lvlText w:val="%1."/>
+      <w:lvlJc w:val="left"/>
+    </w:lvl>
+    <w:lvl w:ilvl="1" w:tplc="FFFFFFFF">
+      <w:numFmt w:val="decimal"/>
+      <w:lvlText w:val=""/>
+      <w:lvlJc w:val="left"/>
+    </w:lvl>
+    <w:lvl w:ilvl="2" w:tplc="FFFFFFFF">
+      <w:numFmt w:val="decimal"/>
+      <w:lvlText w:val=""/>
+      <w:lvlJc w:val="left"/>
+    </w:lvl>
+    <w:lvl w:ilvl="3" w:tplc="FFFFFFFF">
+      <w:numFmt w:val="decimal"/>
+      <w:lvlText w:val=""/>
+      <w:lvlJc w:val="left"/>
+    </w:lvl>
+    <w:lvl w:ilvl="4" w:tplc="FFFFFFFF">
+      <w:numFmt w:val="decimal"/>
+      <w:lvlText w:val=""/>
+      <w:lvlJc w:val="left"/>
+    </w:lvl>
+    <w:lvl w:ilvl="5" w:tplc="FFFFFFFF">
+      <w:numFmt w:val="decimal"/>
+      <w:lvlText w:val=""/>
+      <w:lvlJc w:val="left"/>
+    </w:lvl>
+    <w:lvl w:ilvl="6" w:tplc="FFFFFFFF">
+      <w:numFmt w:val="decimal"/>
+      <w:lvlText w:val=""/>
+      <w:lvlJc w:val="left"/>
+    </w:lvl>
+    <w:lvl w:ilvl="7" w:tplc="FFFFFFFF">
+      <w:numFmt w:val="decimal"/>
+      <w:lvlText w:val=""/>
+      <w:lvlJc w:val="left"/>
+    </w:lvl>
+    <w:lvl w:ilvl="8" w:tplc="FFFFFFFF">
+      <w:numFmt w:val="decimal"/>
+      <w:lvlText w:val=""/>
+      <w:lvlJc w:val="left"/>
+    </w:lvl>
+  </w:abstractNum>
+  <w:abstractNum w:abstractNumId="2" w15:restartNumberingAfterBreak="0">
+    <w:nsid w:val="146059F6"/>
+    <w:multiLevelType w:val="hybridMultilevel"/>
+    <w:tmpl w:val="7694AB0A"/>
+    <w:lvl w:ilvl="0" w:tplc="0C0A0001">
+      <w:start w:val="1"/>
+      <w:numFmt w:val="bullet"/>
+      <w:lvlText w:val=""/>
+      <w:lvlJc w:val="left"/>
+      <w:pPr>
+        <w:ind w:left="720" w:hanging="360"/>
+      </w:pPr>
+      <w:rPr>
+        <w:rFonts w:ascii="Symbol" w:hAnsi="Symbol" w:hint="default"/>
+      </w:rPr>
+    </w:lvl>
+    <w:lvl w:ilvl="1" w:tplc="0C0A0003" w:tentative="1">
+      <w:start w:val="1"/>
+      <w:numFmt w:val="bullet"/>
+      <w:lvlText w:val="o"/>
+      <w:lvlJc w:val="left"/>
+      <w:pPr>
+        <w:ind w:left="1440" w:hanging="360"/>
+      </w:pPr>
+      <w:rPr>
+        <w:rFonts w:ascii="Courier New" w:hAnsi="Courier New" w:cs="Courier New" w:hint="default"/>
+      </w:rPr>
+    </w:lvl>
+    <w:lvl w:ilvl="2" w:tplc="0C0A0005" w:tentative="1">
+      <w:start w:val="1"/>
+      <w:numFmt w:val="bullet"/>
+      <w:lvlText w:val=""/>
+      <w:lvlJc w:val="left"/>
+      <w:pPr>
+        <w:ind w:left="2160" w:hanging="360"/>
+      </w:pPr>
+      <w:rPr>
+        <w:rFonts w:ascii="Wingdings" w:hAnsi="Wingdings" w:hint="default"/>
+      </w:rPr>
+    </w:lvl>
+    <w:lvl w:ilvl="3" w:tplc="0C0A0001" w:tentative="1">
+      <w:start w:val="1"/>
+      <w:numFmt w:val="bullet"/>
+      <w:lvlText w:val=""/>
+      <w:lvlJc w:val="left"/>
+      <w:pPr>
+        <w:ind w:left="2880" w:hanging="360"/>
+      </w:pPr>
+      <w:rPr>
+        <w:rFonts w:ascii="Symbol" w:hAnsi="Symbol" w:hint="default"/>
+      </w:rPr>
+    </w:lvl>
+    <w:lvl w:ilvl="4" w:tplc="0C0A0003" w:tentative="1">
+      <w:start w:val="1"/>
+      <w:numFmt w:val="bullet"/>
+      <w:lvlText w:val="o"/>
+      <w:lvlJc w:val="left"/>
+      <w:pPr>
+        <w:ind w:left="3600" w:hanging="360"/>
+      </w:pPr>
+      <w:rPr>
+        <w:rFonts w:ascii="Courier New" w:hAnsi="Courier New" w:cs="Courier New" w:hint="default"/>
+      </w:rPr>
+    </w:lvl>
+    <w:lvl w:ilvl="5" w:tplc="0C0A0005" w:tentative="1">
+      <w:start w:val="1"/>
+      <w:numFmt w:val="bullet"/>
+      <w:lvlText w:val=""/>
+      <w:lvlJc w:val="left"/>
+      <w:pPr>
+        <w:ind w:left="4320" w:hanging="360"/>
+      </w:pPr>
+      <w:rPr>
+        <w:rFonts w:ascii="Wingdings" w:hAnsi="Wingdings" w:hint="default"/>
+      </w:rPr>
+    </w:lvl>
+    <w:lvl w:ilvl="6" w:tplc="0C0A0001" w:tentative="1">
+      <w:start w:val="1"/>
+      <w:numFmt w:val="bullet"/>
+      <w:lvlText w:val=""/>
+      <w:lvlJc w:val="left"/>
+      <w:pPr>
+        <w:ind w:left="5040" w:hanging="360"/>
+      </w:pPr>
+      <w:rPr>
+        <w:rFonts w:ascii="Symbol" w:hAnsi="Symbol" w:hint="default"/>
+      </w:rPr>
+    </w:lvl>
+    <w:lvl w:ilvl="7" w:tplc="0C0A0003" w:tentative="1">
+      <w:start w:val="1"/>
+      <w:numFmt w:val="bullet"/>
+      <w:lvlText w:val="o"/>
+      <w:lvlJc w:val="left"/>
+      <w:pPr>
+        <w:ind w:left="5760" w:hanging="360"/>
+      </w:pPr>
+      <w:rPr>
+        <w:rFonts w:ascii="Courier New" w:hAnsi="Courier New" w:cs="Courier New" w:hint="default"/>
+      </w:rPr>
+    </w:lvl>
+    <w:lvl w:ilvl="8" w:tplc="0C0A0005" w:tentative="1">
+      <w:start w:val="1"/>
+      <w:numFmt w:val="bullet"/>
+      <w:lvlText w:val=""/>
+      <w:lvlJc w:val="left"/>
+      <w:pPr>
+        <w:ind w:left="6480" w:hanging="360"/>
+      </w:pPr>
+      <w:rPr>
+        <w:rFonts w:ascii="Wingdings" w:hAnsi="Wingdings" w:hint="default"/>
+      </w:rPr>
+    </w:lvl>
+  </w:abstractNum>
+  <w:abstractNum w:abstractNumId="3" w15:restartNumberingAfterBreak="0">
     <w:nsid w:val="1EBB82CC"/>
     <w:multiLevelType w:val="hybridMultilevel"/>
     <w:tmpl w:val="BE64A238"/>
@@ -295,8 +511,71 @@
       <w:lvlJc w:val="left"/>
     </w:lvl>
   </w:abstractNum>
-  <w:num w:numId="1">
+  <w:abstractNum w:abstractNumId="4" w15:restartNumberingAfterBreak="0">
+    <w:nsid w:val="4EB008B7"/>
+    <w:multiLevelType w:val="hybridMultilevel"/>
+    <w:tmpl w:val="FFFFFFFF"/>
+    <w:lvl w:ilvl="0" w:tplc="FFFFFFFF">
+      <w:start w:val="1"/>
+      <w:numFmt w:val="decimal"/>
+      <w:lvlText w:val=""/>
+      <w:lvlJc w:val="left"/>
+    </w:lvl>
+    <w:lvl w:ilvl="1" w:tplc="FFFFFFFF">
+      <w:numFmt w:val="decimal"/>
+      <w:lvlText w:val=""/>
+      <w:lvlJc w:val="left"/>
+    </w:lvl>
+    <w:lvl w:ilvl="2" w:tplc="FFFFFFFF">
+      <w:numFmt w:val="decimal"/>
+      <w:lvlText w:val=""/>
+      <w:lvlJc w:val="left"/>
+    </w:lvl>
+    <w:lvl w:ilvl="3" w:tplc="FFFFFFFF">
+      <w:numFmt w:val="decimal"/>
+      <w:lvlText w:val=""/>
+      <w:lvlJc w:val="left"/>
+    </w:lvl>
+    <w:lvl w:ilvl="4" w:tplc="FFFFFFFF">
+      <w:numFmt w:val="decimal"/>
+      <w:lvlText w:val=""/>
+      <w:lvlJc w:val="left"/>
+    </w:lvl>
+    <w:lvl w:ilvl="5" w:tplc="FFFFFFFF">
+      <w:numFmt w:val="decimal"/>
+      <w:lvlText w:val=""/>
+      <w:lvlJc w:val="left"/>
+    </w:lvl>
+    <w:lvl w:ilvl="6" w:tplc="FFFFFFFF">
+      <w:numFmt w:val="decimal"/>
+      <w:lvlText w:val=""/>
+      <w:lvlJc w:val="left"/>
+    </w:lvl>
+    <w:lvl w:ilvl="7" w:tplc="FFFFFFFF">
+      <w:numFmt w:val="decimal"/>
+      <w:lvlText w:val=""/>
+      <w:lvlJc w:val="left"/>
+    </w:lvl>
+    <w:lvl w:ilvl="8" w:tplc="FFFFFFFF">
+      <w:numFmt w:val="decimal"/>
+      <w:lvlText w:val=""/>
+      <w:lvlJc w:val="left"/>
+    </w:lvl>
+  </w:abstractNum>
+  <w:num w:numId="1" w16cid:durableId="1642732075">
+    <w:abstractNumId w:val="3"/>
+  </w:num>
+  <w:num w:numId="2" w16cid:durableId="1257832472">
+    <w:abstractNumId w:val="4"/>
+  </w:num>
+  <w:num w:numId="3" w16cid:durableId="1497725044">
     <w:abstractNumId w:val="0"/>
+  </w:num>
+  <w:num w:numId="4" w16cid:durableId="1106384678">
+    <w:abstractNumId w:val="1"/>
+  </w:num>
+  <w:num w:numId="5" w16cid:durableId="189488614">
+    <w:abstractNumId w:val="2"/>
   </w:num>
 </w:numbering>
 </file>
@@ -824,6 +1103,30 @@
       <w:lang w:val="es-ES"/>
     </w:rPr>
   </w:style>
+  <w:style w:type="paragraph" w:styleId="Prrafodelista">
+    <w:name w:val="List Paragraph"/>
+    <w:basedOn w:val="Normal"/>
+    <w:uiPriority w:val="34"/>
+    <w:qFormat/>
+    <w:rsid w:val="003C550F"/>
+    <w:pPr>
+      <w:ind w:left="720"/>
+      <w:contextualSpacing/>
+    </w:pPr>
+  </w:style>
+  <w:style w:type="paragraph" w:styleId="NormalWeb">
+    <w:name w:val="Normal (Web)"/>
+    <w:basedOn w:val="Normal"/>
+    <w:uiPriority w:val="99"/>
+    <w:semiHidden/>
+    <w:unhideWhenUsed/>
+    <w:rsid w:val="00E7713F"/>
+    <w:rPr>
+      <w:rFonts w:ascii="Times New Roman" w:hAnsi="Times New Roman" w:cs="Times New Roman"/>
+      <w:sz w:val="24"/>
+      <w:szCs w:val="24"/>
+    </w:rPr>
+  </w:style>
 </w:styles>
 </file>
 

--- a/Plantilla Practicos.docx
+++ b/Plantilla Practicos.docx
@@ -2,31 +2,7 @@
 <file path=word/document.xml><?xml version="1.0" encoding="utf-8"?>
 <w:document xmlns:wpc="http://schemas.microsoft.com/office/word/2010/wordprocessingCanvas" xmlns:cx="http://schemas.microsoft.com/office/drawing/2014/chartex" xmlns:cx1="http://schemas.microsoft.com/office/drawing/2015/9/8/chartex" xmlns:cx2="http://schemas.microsoft.com/office/drawing/2015/10/21/chartex" xmlns:cx3="http://schemas.microsoft.com/office/drawing/2016/5/9/chartex" xmlns:cx4="http://schemas.microsoft.com/office/drawing/2016/5/10/chartex" xmlns:cx5="http://schemas.microsoft.com/office/drawing/2016/5/11/chartex" xmlns:cx6="http://schemas.microsoft.com/office/drawing/2016/5/12/chartex" xmlns:cx7="http://schemas.microsoft.com/office/drawing/2016/5/13/chartex" xmlns:cx8="http://schemas.microsoft.com/office/drawing/2016/5/14/chartex" xmlns:mc="http://schemas.openxmlformats.org/markup-compatibility/2006" xmlns:aink="http://schemas.microsoft.com/office/drawing/2016/ink" xmlns:am3d="http://schemas.microsoft.com/office/drawing/2017/model3d" xmlns:o="urn:schemas-microsoft-com:office:office" xmlns:oel="http://schemas.microsoft.com/office/2019/extlst" xmlns:r="http://schemas.openxmlformats.org/officeDocument/2006/relationships" xmlns:m="http://schemas.openxmlformats.org/officeDocument/2006/math" xmlns:v="urn:schemas-microsoft-com:vml" xmlns:wp14="http://schemas.microsoft.com/office/word/2010/wordprocessingDrawing" xmlns:wp="http://schemas.openxmlformats.org/drawingml/2006/wordprocessingDrawing" xmlns:w10="urn:schemas-microsoft-com:office:word" xmlns:w="http://schemas.openxmlformats.org/wordprocessingml/2006/main" xmlns:w14="http://schemas.microsoft.com/office/word/2010/wordml" xmlns:w15="http://schemas.microsoft.com/office/word/2012/wordml" xmlns:w16cex="http://schemas.microsoft.com/office/word/2018/wordml/cex" xmlns:w16cid="http://schemas.microsoft.com/office/word/2016/wordml/cid" xmlns:w16="http://schemas.microsoft.com/office/word/2018/wordml" xmlns:w16sdtdh="http://schemas.microsoft.com/office/word/2020/wordml/sdtdatahash" xmlns:w16se="http://schemas.microsoft.com/office/word/2015/wordml/symex" xmlns:wpg="http://schemas.microsoft.com/office/word/2010/wordprocessingGroup" xmlns:wpi="http://schemas.microsoft.com/office/word/2010/wordprocessingInk" xmlns:wne="http://schemas.microsoft.com/office/word/2006/wordml" xmlns:wps="http://schemas.microsoft.com/office/word/2010/wordprocessingShape" mc:Ignorable="w14 w15 w16se w16cid w16 w16cex w16sdtdh wp14">
   <w:body>
-    <w:p>
-      <w:pPr>
-        <w:rPr>
-          <w:rFonts w:ascii="Arial" w:hAnsi="Arial" w:cs="Arial"/>
-          <w:lang w:val="es-ES"/>
-        </w:rPr>
-      </w:pPr>
-    </w:p>
-    <w:p>
-      <w:pPr>
-        <w:jc w:val="center"/>
-        <w:rPr>
-          <w:rFonts w:ascii="Arial" w:hAnsi="Arial" w:cs="Arial"/>
-          <w:lang w:val="es-ES"/>
-        </w:rPr>
-      </w:pPr>
-    </w:p>
-    <w:p>
-      <w:pPr>
-        <w:rPr>
-          <w:b/>
-          <w:bCs/>
-        </w:rPr>
-      </w:pPr>
-    </w:p>
+    <w:p/>
     <w:sectPr>
       <w:headerReference w:type="default" r:id="rId7"/>
       <w:pgSz w:w="11906" w:h="16838"/>
@@ -297,6 +273,57 @@
     </w:lvl>
   </w:abstractNum>
   <w:abstractNum w:abstractNumId="1" w15:restartNumberingAfterBreak="0">
+    <w:nsid w:val="E64FA76D"/>
+    <w:multiLevelType w:val="hybridMultilevel"/>
+    <w:tmpl w:val="FFFFFFFF"/>
+    <w:lvl w:ilvl="0" w:tplc="FFFFFFFF">
+      <w:start w:val="1"/>
+      <w:numFmt w:val="decimal"/>
+      <w:lvlText w:val=""/>
+      <w:lvlJc w:val="left"/>
+    </w:lvl>
+    <w:lvl w:ilvl="1" w:tplc="FFFFFFFF">
+      <w:numFmt w:val="decimal"/>
+      <w:lvlText w:val=""/>
+      <w:lvlJc w:val="left"/>
+    </w:lvl>
+    <w:lvl w:ilvl="2" w:tplc="FFFFFFFF">
+      <w:numFmt w:val="decimal"/>
+      <w:lvlText w:val=""/>
+      <w:lvlJc w:val="left"/>
+    </w:lvl>
+    <w:lvl w:ilvl="3" w:tplc="FFFFFFFF">
+      <w:numFmt w:val="decimal"/>
+      <w:lvlText w:val=""/>
+      <w:lvlJc w:val="left"/>
+    </w:lvl>
+    <w:lvl w:ilvl="4" w:tplc="FFFFFFFF">
+      <w:numFmt w:val="decimal"/>
+      <w:lvlText w:val=""/>
+      <w:lvlJc w:val="left"/>
+    </w:lvl>
+    <w:lvl w:ilvl="5" w:tplc="FFFFFFFF">
+      <w:numFmt w:val="decimal"/>
+      <w:lvlText w:val=""/>
+      <w:lvlJc w:val="left"/>
+    </w:lvl>
+    <w:lvl w:ilvl="6" w:tplc="FFFFFFFF">
+      <w:numFmt w:val="decimal"/>
+      <w:lvlText w:val=""/>
+      <w:lvlJc w:val="left"/>
+    </w:lvl>
+    <w:lvl w:ilvl="7" w:tplc="FFFFFFFF">
+      <w:numFmt w:val="decimal"/>
+      <w:lvlText w:val=""/>
+      <w:lvlJc w:val="left"/>
+    </w:lvl>
+    <w:lvl w:ilvl="8" w:tplc="FFFFFFFF">
+      <w:numFmt w:val="decimal"/>
+      <w:lvlText w:val=""/>
+      <w:lvlJc w:val="left"/>
+    </w:lvl>
+  </w:abstractNum>
+  <w:abstractNum w:abstractNumId="2" w15:restartNumberingAfterBreak="0">
     <w:nsid w:val="07A1E517"/>
     <w:multiLevelType w:val="hybridMultilevel"/>
     <w:tmpl w:val="FFFFFFFF"/>
@@ -347,7 +374,7 @@
       <w:lvlJc w:val="left"/>
     </w:lvl>
   </w:abstractNum>
-  <w:abstractNum w:abstractNumId="2" w15:restartNumberingAfterBreak="0">
+  <w:abstractNum w:abstractNumId="3" w15:restartNumberingAfterBreak="0">
     <w:nsid w:val="146059F6"/>
     <w:multiLevelType w:val="hybridMultilevel"/>
     <w:tmpl w:val="7694AB0A"/>
@@ -460,7 +487,7 @@
       </w:rPr>
     </w:lvl>
   </w:abstractNum>
-  <w:abstractNum w:abstractNumId="3" w15:restartNumberingAfterBreak="0">
+  <w:abstractNum w:abstractNumId="4" w15:restartNumberingAfterBreak="0">
     <w:nsid w:val="1EBB82CC"/>
     <w:multiLevelType w:val="hybridMultilevel"/>
     <w:tmpl w:val="BE64A238"/>
@@ -511,7 +538,171 @@
       <w:lvlJc w:val="left"/>
     </w:lvl>
   </w:abstractNum>
-  <w:abstractNum w:abstractNumId="4" w15:restartNumberingAfterBreak="0">
+  <w:abstractNum w:abstractNumId="5" w15:restartNumberingAfterBreak="0">
+    <w:nsid w:val="311F21AF"/>
+    <w:multiLevelType w:val="hybridMultilevel"/>
+    <w:tmpl w:val="F454D80C"/>
+    <w:lvl w:ilvl="0" w:tplc="0C0A0001">
+      <w:start w:val="1"/>
+      <w:numFmt w:val="bullet"/>
+      <w:lvlText w:val=""/>
+      <w:lvlJc w:val="left"/>
+      <w:pPr>
+        <w:ind w:left="720" w:hanging="360"/>
+      </w:pPr>
+      <w:rPr>
+        <w:rFonts w:ascii="Symbol" w:hAnsi="Symbol" w:hint="default"/>
+      </w:rPr>
+    </w:lvl>
+    <w:lvl w:ilvl="1" w:tplc="0C0A0003" w:tentative="1">
+      <w:start w:val="1"/>
+      <w:numFmt w:val="bullet"/>
+      <w:lvlText w:val="o"/>
+      <w:lvlJc w:val="left"/>
+      <w:pPr>
+        <w:ind w:left="1440" w:hanging="360"/>
+      </w:pPr>
+      <w:rPr>
+        <w:rFonts w:ascii="Courier New" w:hAnsi="Courier New" w:cs="Courier New" w:hint="default"/>
+      </w:rPr>
+    </w:lvl>
+    <w:lvl w:ilvl="2" w:tplc="0C0A0005" w:tentative="1">
+      <w:start w:val="1"/>
+      <w:numFmt w:val="bullet"/>
+      <w:lvlText w:val=""/>
+      <w:lvlJc w:val="left"/>
+      <w:pPr>
+        <w:ind w:left="2160" w:hanging="360"/>
+      </w:pPr>
+      <w:rPr>
+        <w:rFonts w:ascii="Wingdings" w:hAnsi="Wingdings" w:hint="default"/>
+      </w:rPr>
+    </w:lvl>
+    <w:lvl w:ilvl="3" w:tplc="0C0A0001" w:tentative="1">
+      <w:start w:val="1"/>
+      <w:numFmt w:val="bullet"/>
+      <w:lvlText w:val=""/>
+      <w:lvlJc w:val="left"/>
+      <w:pPr>
+        <w:ind w:left="2880" w:hanging="360"/>
+      </w:pPr>
+      <w:rPr>
+        <w:rFonts w:ascii="Symbol" w:hAnsi="Symbol" w:hint="default"/>
+      </w:rPr>
+    </w:lvl>
+    <w:lvl w:ilvl="4" w:tplc="0C0A0003" w:tentative="1">
+      <w:start w:val="1"/>
+      <w:numFmt w:val="bullet"/>
+      <w:lvlText w:val="o"/>
+      <w:lvlJc w:val="left"/>
+      <w:pPr>
+        <w:ind w:left="3600" w:hanging="360"/>
+      </w:pPr>
+      <w:rPr>
+        <w:rFonts w:ascii="Courier New" w:hAnsi="Courier New" w:cs="Courier New" w:hint="default"/>
+      </w:rPr>
+    </w:lvl>
+    <w:lvl w:ilvl="5" w:tplc="0C0A0005" w:tentative="1">
+      <w:start w:val="1"/>
+      <w:numFmt w:val="bullet"/>
+      <w:lvlText w:val=""/>
+      <w:lvlJc w:val="left"/>
+      <w:pPr>
+        <w:ind w:left="4320" w:hanging="360"/>
+      </w:pPr>
+      <w:rPr>
+        <w:rFonts w:ascii="Wingdings" w:hAnsi="Wingdings" w:hint="default"/>
+      </w:rPr>
+    </w:lvl>
+    <w:lvl w:ilvl="6" w:tplc="0C0A0001" w:tentative="1">
+      <w:start w:val="1"/>
+      <w:numFmt w:val="bullet"/>
+      <w:lvlText w:val=""/>
+      <w:lvlJc w:val="left"/>
+      <w:pPr>
+        <w:ind w:left="5040" w:hanging="360"/>
+      </w:pPr>
+      <w:rPr>
+        <w:rFonts w:ascii="Symbol" w:hAnsi="Symbol" w:hint="default"/>
+      </w:rPr>
+    </w:lvl>
+    <w:lvl w:ilvl="7" w:tplc="0C0A0003" w:tentative="1">
+      <w:start w:val="1"/>
+      <w:numFmt w:val="bullet"/>
+      <w:lvlText w:val="o"/>
+      <w:lvlJc w:val="left"/>
+      <w:pPr>
+        <w:ind w:left="5760" w:hanging="360"/>
+      </w:pPr>
+      <w:rPr>
+        <w:rFonts w:ascii="Courier New" w:hAnsi="Courier New" w:cs="Courier New" w:hint="default"/>
+      </w:rPr>
+    </w:lvl>
+    <w:lvl w:ilvl="8" w:tplc="0C0A0005" w:tentative="1">
+      <w:start w:val="1"/>
+      <w:numFmt w:val="bullet"/>
+      <w:lvlText w:val=""/>
+      <w:lvlJc w:val="left"/>
+      <w:pPr>
+        <w:ind w:left="6480" w:hanging="360"/>
+      </w:pPr>
+      <w:rPr>
+        <w:rFonts w:ascii="Wingdings" w:hAnsi="Wingdings" w:hint="default"/>
+      </w:rPr>
+    </w:lvl>
+  </w:abstractNum>
+  <w:abstractNum w:abstractNumId="6" w15:restartNumberingAfterBreak="0">
+    <w:nsid w:val="3C41A9D4"/>
+    <w:multiLevelType w:val="hybridMultilevel"/>
+    <w:tmpl w:val="FFFFFFFF"/>
+    <w:lvl w:ilvl="0" w:tplc="FFFFFFFF">
+      <w:start w:val="1"/>
+      <w:numFmt w:val="decimal"/>
+      <w:lvlText w:val=""/>
+      <w:lvlJc w:val="left"/>
+    </w:lvl>
+    <w:lvl w:ilvl="1" w:tplc="FFFFFFFF">
+      <w:numFmt w:val="decimal"/>
+      <w:lvlText w:val=""/>
+      <w:lvlJc w:val="left"/>
+    </w:lvl>
+    <w:lvl w:ilvl="2" w:tplc="FFFFFFFF">
+      <w:numFmt w:val="decimal"/>
+      <w:lvlText w:val=""/>
+      <w:lvlJc w:val="left"/>
+    </w:lvl>
+    <w:lvl w:ilvl="3" w:tplc="FFFFFFFF">
+      <w:numFmt w:val="decimal"/>
+      <w:lvlText w:val=""/>
+      <w:lvlJc w:val="left"/>
+    </w:lvl>
+    <w:lvl w:ilvl="4" w:tplc="FFFFFFFF">
+      <w:numFmt w:val="decimal"/>
+      <w:lvlText w:val=""/>
+      <w:lvlJc w:val="left"/>
+    </w:lvl>
+    <w:lvl w:ilvl="5" w:tplc="FFFFFFFF">
+      <w:numFmt w:val="decimal"/>
+      <w:lvlText w:val=""/>
+      <w:lvlJc w:val="left"/>
+    </w:lvl>
+    <w:lvl w:ilvl="6" w:tplc="FFFFFFFF">
+      <w:numFmt w:val="decimal"/>
+      <w:lvlText w:val=""/>
+      <w:lvlJc w:val="left"/>
+    </w:lvl>
+    <w:lvl w:ilvl="7" w:tplc="FFFFFFFF">
+      <w:numFmt w:val="decimal"/>
+      <w:lvlText w:val=""/>
+      <w:lvlJc w:val="left"/>
+    </w:lvl>
+    <w:lvl w:ilvl="8" w:tplc="FFFFFFFF">
+      <w:numFmt w:val="decimal"/>
+      <w:lvlText w:val=""/>
+      <w:lvlJc w:val="left"/>
+    </w:lvl>
+  </w:abstractNum>
+  <w:abstractNum w:abstractNumId="7" w15:restartNumberingAfterBreak="0">
     <w:nsid w:val="4EB008B7"/>
     <w:multiLevelType w:val="hybridMultilevel"/>
     <w:tmpl w:val="FFFFFFFF"/>
@@ -562,20 +753,145 @@
       <w:lvlJc w:val="left"/>
     </w:lvl>
   </w:abstractNum>
+  <w:abstractNum w:abstractNumId="8" w15:restartNumberingAfterBreak="0">
+    <w:nsid w:val="51BD17CF"/>
+    <w:multiLevelType w:val="hybridMultilevel"/>
+    <w:tmpl w:val="8E608620"/>
+    <w:lvl w:ilvl="0" w:tplc="0C0A0001">
+      <w:start w:val="1"/>
+      <w:numFmt w:val="bullet"/>
+      <w:lvlText w:val=""/>
+      <w:lvlJc w:val="left"/>
+      <w:pPr>
+        <w:ind w:left="720" w:hanging="360"/>
+      </w:pPr>
+      <w:rPr>
+        <w:rFonts w:ascii="Symbol" w:hAnsi="Symbol" w:hint="default"/>
+      </w:rPr>
+    </w:lvl>
+    <w:lvl w:ilvl="1" w:tplc="0C0A0003" w:tentative="1">
+      <w:start w:val="1"/>
+      <w:numFmt w:val="bullet"/>
+      <w:lvlText w:val="o"/>
+      <w:lvlJc w:val="left"/>
+      <w:pPr>
+        <w:ind w:left="1440" w:hanging="360"/>
+      </w:pPr>
+      <w:rPr>
+        <w:rFonts w:ascii="Courier New" w:hAnsi="Courier New" w:cs="Courier New" w:hint="default"/>
+      </w:rPr>
+    </w:lvl>
+    <w:lvl w:ilvl="2" w:tplc="0C0A0005" w:tentative="1">
+      <w:start w:val="1"/>
+      <w:numFmt w:val="bullet"/>
+      <w:lvlText w:val=""/>
+      <w:lvlJc w:val="left"/>
+      <w:pPr>
+        <w:ind w:left="2160" w:hanging="360"/>
+      </w:pPr>
+      <w:rPr>
+        <w:rFonts w:ascii="Wingdings" w:hAnsi="Wingdings" w:hint="default"/>
+      </w:rPr>
+    </w:lvl>
+    <w:lvl w:ilvl="3" w:tplc="0C0A0001" w:tentative="1">
+      <w:start w:val="1"/>
+      <w:numFmt w:val="bullet"/>
+      <w:lvlText w:val=""/>
+      <w:lvlJc w:val="left"/>
+      <w:pPr>
+        <w:ind w:left="2880" w:hanging="360"/>
+      </w:pPr>
+      <w:rPr>
+        <w:rFonts w:ascii="Symbol" w:hAnsi="Symbol" w:hint="default"/>
+      </w:rPr>
+    </w:lvl>
+    <w:lvl w:ilvl="4" w:tplc="0C0A0003" w:tentative="1">
+      <w:start w:val="1"/>
+      <w:numFmt w:val="bullet"/>
+      <w:lvlText w:val="o"/>
+      <w:lvlJc w:val="left"/>
+      <w:pPr>
+        <w:ind w:left="3600" w:hanging="360"/>
+      </w:pPr>
+      <w:rPr>
+        <w:rFonts w:ascii="Courier New" w:hAnsi="Courier New" w:cs="Courier New" w:hint="default"/>
+      </w:rPr>
+    </w:lvl>
+    <w:lvl w:ilvl="5" w:tplc="0C0A0005" w:tentative="1">
+      <w:start w:val="1"/>
+      <w:numFmt w:val="bullet"/>
+      <w:lvlText w:val=""/>
+      <w:lvlJc w:val="left"/>
+      <w:pPr>
+        <w:ind w:left="4320" w:hanging="360"/>
+      </w:pPr>
+      <w:rPr>
+        <w:rFonts w:ascii="Wingdings" w:hAnsi="Wingdings" w:hint="default"/>
+      </w:rPr>
+    </w:lvl>
+    <w:lvl w:ilvl="6" w:tplc="0C0A0001" w:tentative="1">
+      <w:start w:val="1"/>
+      <w:numFmt w:val="bullet"/>
+      <w:lvlText w:val=""/>
+      <w:lvlJc w:val="left"/>
+      <w:pPr>
+        <w:ind w:left="5040" w:hanging="360"/>
+      </w:pPr>
+      <w:rPr>
+        <w:rFonts w:ascii="Symbol" w:hAnsi="Symbol" w:hint="default"/>
+      </w:rPr>
+    </w:lvl>
+    <w:lvl w:ilvl="7" w:tplc="0C0A0003" w:tentative="1">
+      <w:start w:val="1"/>
+      <w:numFmt w:val="bullet"/>
+      <w:lvlText w:val="o"/>
+      <w:lvlJc w:val="left"/>
+      <w:pPr>
+        <w:ind w:left="5760" w:hanging="360"/>
+      </w:pPr>
+      <w:rPr>
+        <w:rFonts w:ascii="Courier New" w:hAnsi="Courier New" w:cs="Courier New" w:hint="default"/>
+      </w:rPr>
+    </w:lvl>
+    <w:lvl w:ilvl="8" w:tplc="0C0A0005" w:tentative="1">
+      <w:start w:val="1"/>
+      <w:numFmt w:val="bullet"/>
+      <w:lvlText w:val=""/>
+      <w:lvlJc w:val="left"/>
+      <w:pPr>
+        <w:ind w:left="6480" w:hanging="360"/>
+      </w:pPr>
+      <w:rPr>
+        <w:rFonts w:ascii="Wingdings" w:hAnsi="Wingdings" w:hint="default"/>
+      </w:rPr>
+    </w:lvl>
+  </w:abstractNum>
   <w:num w:numId="1" w16cid:durableId="1642732075">
-    <w:abstractNumId w:val="3"/>
+    <w:abstractNumId w:val="4"/>
   </w:num>
   <w:num w:numId="2" w16cid:durableId="1257832472">
-    <w:abstractNumId w:val="4"/>
+    <w:abstractNumId w:val="7"/>
   </w:num>
   <w:num w:numId="3" w16cid:durableId="1497725044">
     <w:abstractNumId w:val="0"/>
   </w:num>
   <w:num w:numId="4" w16cid:durableId="1106384678">
+    <w:abstractNumId w:val="2"/>
+  </w:num>
+  <w:num w:numId="5" w16cid:durableId="189488614">
+    <w:abstractNumId w:val="3"/>
+  </w:num>
+  <w:num w:numId="6" w16cid:durableId="1962034340">
+    <w:abstractNumId w:val="6"/>
+  </w:num>
+  <w:num w:numId="7" w16cid:durableId="101733540">
     <w:abstractNumId w:val="1"/>
   </w:num>
-  <w:num w:numId="5" w16cid:durableId="189488614">
-    <w:abstractNumId w:val="2"/>
+  <w:num w:numId="8" w16cid:durableId="1918519101">
+    <w:abstractNumId w:val="5"/>
+  </w:num>
+  <w:num w:numId="9" w16cid:durableId="1247378602">
+    <w:abstractNumId w:val="8"/>
   </w:num>
 </w:numbering>
 </file>
@@ -983,7 +1299,6 @@
   <w:style w:type="character" w:default="1" w:styleId="Fuentedeprrafopredeter">
     <w:name w:val="Default Paragraph Font"/>
     <w:uiPriority w:val="1"/>
-    <w:semiHidden/>
     <w:unhideWhenUsed/>
   </w:style>
   <w:style w:type="table" w:default="1" w:styleId="Tablanormal">
